--- a/CrimePortal/Templates/SampleTemplate.docx
+++ b/CrimePortal/Templates/SampleTemplate.docx
@@ -1996,156 +1996,6 @@
       </w:r>
       <w:r>
         <w:rPr>
-          <w:rFonts w:ascii="DVOT-SurekhMR" w:eastAsia="Times New Roman" w:hAnsi="DVOT-SurekhMR" w:cs="DVOT-SurekhMR" w:hint="cs"/>
-          <w:strike/>
-          <w:noProof/>
-          <w:szCs w:val="22"/>
-          <w:lang w:bidi="hi-IN"/>
-        </w:rPr>
-        <w:t>देशी</w:t>
-      </w:r>
-      <w:r>
-        <w:rPr>
-          <w:rFonts w:ascii="DVOT-SurekhMR" w:eastAsia="Times New Roman" w:hAnsi="DVOT-SurekhMR" w:cs="DVOT-SurekhMR"/>
-          <w:strike/>
-          <w:noProof/>
-          <w:szCs w:val="22"/>
-          <w:lang w:bidi="hi-IN"/>
-        </w:rPr>
-        <w:t xml:space="preserve"> </w:t>
-      </w:r>
-      <w:r>
-        <w:rPr>
-          <w:rFonts w:ascii="DVOT-SurekhMR" w:eastAsia="Times New Roman" w:hAnsi="DVOT-SurekhMR" w:cs="DVOT-SurekhMR" w:hint="cs"/>
-          <w:strike/>
-          <w:noProof/>
-          <w:szCs w:val="22"/>
-          <w:lang w:bidi="hi-IN"/>
-        </w:rPr>
-        <w:t>दारु</w:t>
-      </w:r>
-      <w:r>
-        <w:rPr>
-          <w:rFonts w:ascii="DVOT-SurekhMR" w:eastAsia="Times New Roman" w:hAnsi="DVOT-SurekhMR" w:cs="DVOT-SurekhMR"/>
-          <w:strike/>
-          <w:noProof/>
-          <w:szCs w:val="22"/>
-          <w:lang w:bidi="hi-IN"/>
-        </w:rPr>
-        <w:t xml:space="preserve"> 90 </w:t>
-      </w:r>
-      <w:r>
-        <w:rPr>
-          <w:rFonts w:ascii="DVOT-SurekhMR" w:eastAsia="Times New Roman" w:hAnsi="DVOT-SurekhMR" w:cs="DVOT-SurekhMR" w:hint="cs"/>
-          <w:strike/>
-          <w:noProof/>
-          <w:szCs w:val="22"/>
-          <w:lang w:bidi="hi-IN"/>
-        </w:rPr>
-        <w:t>मी</w:t>
-      </w:r>
-      <w:r>
-        <w:rPr>
-          <w:rFonts w:ascii="DVOT-SurekhMR" w:eastAsia="Times New Roman" w:hAnsi="DVOT-SurekhMR" w:cs="DVOT-SurekhMR"/>
-          <w:strike/>
-          <w:noProof/>
-          <w:szCs w:val="22"/>
-          <w:lang w:bidi="hi-IN"/>
-        </w:rPr>
-        <w:t xml:space="preserve">. </w:t>
-      </w:r>
-      <w:r>
-        <w:rPr>
-          <w:rFonts w:ascii="DVOT-SurekhMR" w:eastAsia="Times New Roman" w:hAnsi="DVOT-SurekhMR" w:cs="DVOT-SurekhMR" w:hint="cs"/>
-          <w:strike/>
-          <w:noProof/>
-          <w:szCs w:val="22"/>
-          <w:lang w:bidi="hi-IN"/>
-        </w:rPr>
-        <w:t>ली</w:t>
-      </w:r>
-      <w:r>
-        <w:rPr>
-          <w:rFonts w:ascii="DVOT-SurekhMR" w:eastAsia="Times New Roman" w:hAnsi="DVOT-SurekhMR" w:cs="DVOT-SurekhMR"/>
-          <w:strike/>
-          <w:noProof/>
-          <w:szCs w:val="22"/>
-          <w:lang w:bidi="hi-IN"/>
-        </w:rPr>
-        <w:t xml:space="preserve">. </w:t>
-      </w:r>
-      <w:r>
-        <w:rPr>
-          <w:rFonts w:ascii="DVOT-SurekhMR" w:eastAsia="Times New Roman" w:hAnsi="DVOT-SurekhMR" w:cs="DVOT-SurekhMR" w:hint="cs"/>
-          <w:strike/>
-          <w:noProof/>
-          <w:szCs w:val="22"/>
-          <w:lang w:bidi="hi-IN"/>
-        </w:rPr>
-        <w:t>क्षमतेच्या</w:t>
-      </w:r>
-      <w:r>
-        <w:rPr>
-          <w:rFonts w:ascii="DVOT-SurekhMR" w:eastAsia="Times New Roman" w:hAnsi="DVOT-SurekhMR" w:cs="DVOT-SurekhMR"/>
-          <w:strike/>
-          <w:noProof/>
-          <w:szCs w:val="22"/>
-          <w:lang w:bidi="hi-IN"/>
-        </w:rPr>
-        <w:t xml:space="preserve"> 40 </w:t>
-      </w:r>
-      <w:r>
-        <w:rPr>
-          <w:rFonts w:ascii="DVOT-SurekhMR" w:eastAsia="Times New Roman" w:hAnsi="DVOT-SurekhMR" w:cs="DVOT-SurekhMR" w:hint="cs"/>
-          <w:strike/>
-          <w:noProof/>
-          <w:szCs w:val="22"/>
-          <w:lang w:bidi="hi-IN"/>
-        </w:rPr>
-        <w:t>कंपनी</w:t>
-      </w:r>
-      <w:r>
-        <w:rPr>
-          <w:rFonts w:ascii="DVOT-SurekhMR" w:eastAsia="Times New Roman" w:hAnsi="DVOT-SurekhMR" w:cs="DVOT-SurekhMR"/>
-          <w:strike/>
-          <w:noProof/>
-          <w:szCs w:val="22"/>
-          <w:lang w:bidi="hi-IN"/>
-        </w:rPr>
-        <w:t xml:space="preserve"> </w:t>
-      </w:r>
-      <w:r>
-        <w:rPr>
-          <w:rFonts w:ascii="DVOT-SurekhMR" w:eastAsia="Times New Roman" w:hAnsi="DVOT-SurekhMR" w:cs="DVOT-SurekhMR" w:hint="cs"/>
-          <w:strike/>
-          <w:noProof/>
-          <w:szCs w:val="22"/>
-          <w:lang w:bidi="hi-IN"/>
-        </w:rPr>
-        <w:t>सिलबंद</w:t>
-      </w:r>
-      <w:r>
-        <w:rPr>
-          <w:rFonts w:ascii="DVOT-SurekhMR" w:eastAsia="Times New Roman" w:hAnsi="DVOT-SurekhMR" w:cs="DVOT-SurekhMR"/>
-          <w:strike/>
-          <w:noProof/>
-          <w:szCs w:val="22"/>
-          <w:lang w:bidi="hi-IN"/>
-        </w:rPr>
-        <w:t xml:space="preserve"> </w:t>
-      </w:r>
-      <w:r>
-        <w:rPr>
-          <w:rFonts w:ascii="DVOT-SurekhMR" w:eastAsia="Times New Roman" w:hAnsi="DVOT-SurekhMR" w:cs="DVOT-SurekhMR" w:hint="cs"/>
-          <w:strike/>
-          <w:noProof/>
-          <w:szCs w:val="22"/>
-          <w:lang w:bidi="hi-IN"/>
-        </w:rPr>
-        <w:t>बॉटल</w:t>
-      </w:r>
-      <w:r>
-        <w:rPr>
           <w:rFonts w:ascii="DVOT-SurekhMR" w:hAnsi="DVOT-SurekhMR" w:cs="DVOT-SurekhMR"/>
           <w:strike/>
           <w:szCs w:val="22"/>
@@ -2234,14 +2084,6 @@
           <w:cs/>
         </w:rPr>
         <w:tab/>
-      </w:r>
-      <w:r>
-        <w:rPr>
-          <w:rFonts w:ascii="DVOT-SurekhMR" w:hAnsi="DVOT-SurekhMR" w:cs="DVOT-SurekhMR"/>
-          <w:szCs w:val="22"/>
-          <w:cs/>
-        </w:rPr>
-        <w:t>व इतर साहित्य</w:t>
       </w:r>
     </w:p>
     <w:p>
@@ -2740,7 +2582,8 @@
       </w:r>
       <w:r>
         <w:rPr>
-          <w:rFonts w:ascii="Nirmala UI" w:hAnsi="Nirmala UI" w:cs="Nirmala UI"/>
+          <w:rFonts w:ascii="DVOT-SurekhMR" w:hAnsi="DVOT-SurekhMR" w:cs="DVOT-SurekhMR"/>
+          <w:szCs w:val="22"/>
         </w:rPr>
         <w:t>{SampleNumber}</w:t>
       </w:r>
@@ -3059,15 +2902,6 @@
           <w:lang w:val="en-US"/>
         </w:rPr>
         <w:t>{TotalSeizedValue}</w:t>
-      </w:r>
-      <w:r>
-        <w:rPr>
-          <w:rFonts w:ascii="DVOT-SurekhMR" w:hAnsi="DVOT-SurekhMR" w:cs="DVOT-SurekhMR"/>
-          <w:sz w:val="24"/>
-          <w:szCs w:val="24"/>
-          <w:cs/>
-        </w:rPr>
-        <w:t>/-</w:t>
       </w:r>
       <w:r>
         <w:rPr>
